--- a/documentation/eda_report.docx
+++ b/documentation/eda_report.docx
@@ -145,6 +145,7 @@
                                   <w:alias w:val="Subtitle"/>
                                   <w:tag w:val=""/>
                                   <w:id w:val="-2090151685"/>
+                                  <w:showingPlcHdr/>
                                   <w:dataBinding w:prefixMappings="xmlns:ns0='http://purl.org/dc/elements/1.1/' xmlns:ns1='http://schemas.openxmlformats.org/package/2006/metadata/core-properties' " w:xpath="/ns1:coreProperties[1]/ns0:subject[1]" w:storeItemID="{6C3C8BC8-F283-45AE-878A-BAB7291924A1}"/>
                                   <w:text/>
                                 </w:sdtPr>
@@ -169,7 +170,7 @@
                                         <w:sz w:val="28"/>
                                         <w:szCs w:val="28"/>
                                       </w:rPr>
-                                      <w:t>EDA Report</w:t>
+                                      <w:t xml:space="preserve">     </w:t>
                                     </w:r>
                                   </w:p>
                                 </w:sdtContent>
@@ -210,28 +211,7 @@
                                         <w:sz w:val="24"/>
                                         <w:szCs w:val="24"/>
                                       </w:rPr>
-                                      <w:t>STAkeholder: Nadine Green – Head of sales</w:t>
-                                    </w:r>
-                                    <w:r>
-                                      <w:rPr>
-                                        <w:rFonts w:ascii="Times New Roman" w:hAnsi="Times New Roman" w:cs="Times New Roman"/>
-                                        <w:caps/>
-                                        <w:color w:val="5B9BD5" w:themeColor="accent5"/>
-                                        <w:sz w:val="24"/>
-                                        <w:szCs w:val="24"/>
-                                      </w:rPr>
-                                      <w:br/>
-                                      <w:t xml:space="preserve">ANalyst: </w:t>
-                                    </w:r>
-                                    <w:r>
-                                      <w:rPr>
-                                        <w:rFonts w:ascii="Times New Roman" w:hAnsi="Times New Roman" w:cs="Times New Roman"/>
-                                        <w:caps/>
-                                        <w:color w:val="5B9BD5" w:themeColor="accent5"/>
-                                        <w:sz w:val="24"/>
-                                        <w:szCs w:val="24"/>
-                                      </w:rPr>
-                                      <w:t>Sunil Ramjali</w:t>
+                                      <w:t>STAkeholder: Nadine Green - Sunil Ramjali</w:t>
                                     </w:r>
                                   </w:p>
                                 </w:sdtContent>
@@ -324,6 +304,7 @@
                             <w:alias w:val="Subtitle"/>
                             <w:tag w:val=""/>
                             <w:id w:val="-2090151685"/>
+                            <w:showingPlcHdr/>
                             <w:dataBinding w:prefixMappings="xmlns:ns0='http://purl.org/dc/elements/1.1/' xmlns:ns1='http://schemas.openxmlformats.org/package/2006/metadata/core-properties' " w:xpath="/ns1:coreProperties[1]/ns0:subject[1]" w:storeItemID="{6C3C8BC8-F283-45AE-878A-BAB7291924A1}"/>
                             <w:text/>
                           </w:sdtPr>
@@ -348,7 +329,7 @@
                                   <w:sz w:val="28"/>
                                   <w:szCs w:val="28"/>
                                 </w:rPr>
-                                <w:t>EDA Report</w:t>
+                                <w:t xml:space="preserve">     </w:t>
                               </w:r>
                             </w:p>
                           </w:sdtContent>
@@ -389,28 +370,7 @@
                                   <w:sz w:val="24"/>
                                   <w:szCs w:val="24"/>
                                 </w:rPr>
-                                <w:t>STAkeholder: Nadine Green – Head of sales</w:t>
-                              </w:r>
-                              <w:r>
-                                <w:rPr>
-                                  <w:rFonts w:ascii="Times New Roman" w:hAnsi="Times New Roman" w:cs="Times New Roman"/>
-                                  <w:caps/>
-                                  <w:color w:val="5B9BD5" w:themeColor="accent5"/>
-                                  <w:sz w:val="24"/>
-                                  <w:szCs w:val="24"/>
-                                </w:rPr>
-                                <w:br/>
-                                <w:t xml:space="preserve">ANalyst: </w:t>
-                              </w:r>
-                              <w:r>
-                                <w:rPr>
-                                  <w:rFonts w:ascii="Times New Roman" w:hAnsi="Times New Roman" w:cs="Times New Roman"/>
-                                  <w:caps/>
-                                  <w:color w:val="5B9BD5" w:themeColor="accent5"/>
-                                  <w:sz w:val="24"/>
-                                  <w:szCs w:val="24"/>
-                                </w:rPr>
-                                <w:t>Sunil Ramjali</w:t>
+                                <w:t>STAkeholder: Nadine Green - Sunil Ramjali</w:t>
                               </w:r>
                             </w:p>
                           </w:sdtContent>
@@ -673,6 +633,33 @@
       <w:proofErr w:type="spellEnd"/>
       <w:r>
         <w:t xml:space="preserve"> pointing to data</w:t>
+      </w:r>
+    </w:p>
+    <w:p/>
+    <w:p>
+      <w:r>
+        <w:t>Also add why?</w:t>
+      </w:r>
+    </w:p>
+    <w:p>
+      <w:r>
+        <w:t xml:space="preserve">What does </w:t>
+      </w:r>
+      <w:proofErr w:type="spellStart"/>
+      <w:r>
+        <w:t>hti</w:t>
+      </w:r>
+      <w:proofErr w:type="spellEnd"/>
+      <w:r>
+        <w:t xml:space="preserve"> data change? For </w:t>
+      </w:r>
+      <w:proofErr w:type="spellStart"/>
+      <w:r>
+        <w:t>exmpale</w:t>
+      </w:r>
+      <w:proofErr w:type="spellEnd"/>
+      <w:r>
+        <w:t xml:space="preserve"> how much % profit, or money effective?!</w:t>
       </w:r>
     </w:p>
     <w:sectPr>
